--- a/CMPS350_Phase1_Report.docx
+++ b/CMPS350_Phase1_Report.docx
@@ -110,7 +110,23 @@
           <w:rFonts w:ascii="Times New Roman" w:hAnsi="Times New Roman" w:cs="Times New Roman"/>
           <w:kern w:val="0"/>
         </w:rPr>
-        <w:t xml:space="preserve"> StudentHub - Social Media Platform</w:t>
+        <w:t xml:space="preserve"> </w:t>
+      </w:r>
+      <w:proofErr w:type="spellStart"/>
+      <w:r>
+        <w:rPr>
+          <w:rFonts w:ascii="Times New Roman" w:hAnsi="Times New Roman" w:cs="Times New Roman"/>
+          <w:kern w:val="0"/>
+        </w:rPr>
+        <w:t>StudentHub</w:t>
+      </w:r>
+      <w:proofErr w:type="spellEnd"/>
+      <w:r>
+        <w:rPr>
+          <w:rFonts w:ascii="Times New Roman" w:hAnsi="Times New Roman" w:cs="Times New Roman"/>
+          <w:kern w:val="0"/>
+        </w:rPr>
+        <w:t xml:space="preserve"> - Social Media Platform</w:t>
       </w:r>
     </w:p>
     <w:p>
@@ -267,12 +283,37 @@
           <w:kern w:val="0"/>
         </w:rPr>
       </w:pPr>
-      <w:r>
-        <w:rPr>
-          <w:rFonts w:ascii="Times New Roman" w:hAnsi="Times New Roman" w:cs="Times New Roman"/>
-          <w:kern w:val="0"/>
-        </w:rPr>
-        <w:t>StudentHub is a front-end social media platform built using only HTML, CSS (Flexbox/Grid), and Vanilla JavaScript, with data stored locally in the browser's localStorage. The project provides core social-media interactions including account registration, login, posting, liking, commenting, and following/unfollowing users through a responsive and user-friendly interface.</w:t>
+      <w:proofErr w:type="spellStart"/>
+      <w:r>
+        <w:rPr>
+          <w:rFonts w:ascii="Times New Roman" w:hAnsi="Times New Roman" w:cs="Times New Roman"/>
+          <w:kern w:val="0"/>
+        </w:rPr>
+        <w:t>StudentHub</w:t>
+      </w:r>
+      <w:proofErr w:type="spellEnd"/>
+      <w:r>
+        <w:rPr>
+          <w:rFonts w:ascii="Times New Roman" w:hAnsi="Times New Roman" w:cs="Times New Roman"/>
+          <w:kern w:val="0"/>
+        </w:rPr>
+        <w:t xml:space="preserve"> is a front-end social media platform built using only HTML, CSS (Flexbox/Grid), and Vanilla JavaScript, with data stored locally in the browser's </w:t>
+      </w:r>
+      <w:proofErr w:type="spellStart"/>
+      <w:r>
+        <w:rPr>
+          <w:rFonts w:ascii="Times New Roman" w:hAnsi="Times New Roman" w:cs="Times New Roman"/>
+          <w:kern w:val="0"/>
+        </w:rPr>
+        <w:t>localStorage</w:t>
+      </w:r>
+      <w:proofErr w:type="spellEnd"/>
+      <w:r>
+        <w:rPr>
+          <w:rFonts w:ascii="Times New Roman" w:hAnsi="Times New Roman" w:cs="Times New Roman"/>
+          <w:kern w:val="0"/>
+        </w:rPr>
+        <w:t>. The project provides core social-media interactions including account registration, login, posting, liking, commenting, and following/unfollowing users through a responsive and user-friendly interface.</w:t>
       </w:r>
     </w:p>
     <w:p>
@@ -330,9 +371,9 @@
         <w:tblLook w:val="04A0" w:firstRow="1" w:lastRow="0" w:firstColumn="1" w:lastColumn="0" w:noHBand="0" w:noVBand="1"/>
       </w:tblPr>
       <w:tblGrid>
-        <w:gridCol w:w="3125"/>
-        <w:gridCol w:w="3104"/>
-        <w:gridCol w:w="3121"/>
+        <w:gridCol w:w="3119"/>
+        <w:gridCol w:w="3115"/>
+        <w:gridCol w:w="3116"/>
       </w:tblGrid>
       <w:tr>
         <w:tc>
@@ -487,7 +528,55 @@
                 <w:rFonts w:ascii="Times New Roman" w:hAnsi="Times New Roman" w:cs="Times New Roman"/>
                 <w:kern w:val="0"/>
               </w:rPr>
-              <w:t>Users are created and authenticated using localStorage (sh_users, sh_currentUser).</w:t>
+              <w:t xml:space="preserve">Users are created and authenticated using </w:t>
+            </w:r>
+            <w:proofErr w:type="spellStart"/>
+            <w:r>
+              <w:rPr>
+                <w:rFonts w:ascii="Times New Roman" w:hAnsi="Times New Roman" w:cs="Times New Roman"/>
+                <w:kern w:val="0"/>
+              </w:rPr>
+              <w:t>localStorage</w:t>
+            </w:r>
+            <w:proofErr w:type="spellEnd"/>
+            <w:r>
+              <w:rPr>
+                <w:rFonts w:ascii="Times New Roman" w:hAnsi="Times New Roman" w:cs="Times New Roman"/>
+                <w:kern w:val="0"/>
+              </w:rPr>
+              <w:t xml:space="preserve"> (</w:t>
+            </w:r>
+            <w:proofErr w:type="spellStart"/>
+            <w:r>
+              <w:rPr>
+                <w:rFonts w:ascii="Times New Roman" w:hAnsi="Times New Roman" w:cs="Times New Roman"/>
+                <w:kern w:val="0"/>
+              </w:rPr>
+              <w:t>sh_users</w:t>
+            </w:r>
+            <w:proofErr w:type="spellEnd"/>
+            <w:r>
+              <w:rPr>
+                <w:rFonts w:ascii="Times New Roman" w:hAnsi="Times New Roman" w:cs="Times New Roman"/>
+                <w:kern w:val="0"/>
+              </w:rPr>
+              <w:t xml:space="preserve">, </w:t>
+            </w:r>
+            <w:proofErr w:type="spellStart"/>
+            <w:r>
+              <w:rPr>
+                <w:rFonts w:ascii="Times New Roman" w:hAnsi="Times New Roman" w:cs="Times New Roman"/>
+                <w:kern w:val="0"/>
+              </w:rPr>
+              <w:t>sh_currentUser</w:t>
+            </w:r>
+            <w:proofErr w:type="spellEnd"/>
+            <w:r>
+              <w:rPr>
+                <w:rFonts w:ascii="Times New Roman" w:hAnsi="Times New Roman" w:cs="Times New Roman"/>
+                <w:kern w:val="0"/>
+              </w:rPr>
+              <w:t>).</w:t>
             </w:r>
           </w:p>
         </w:tc>
@@ -709,7 +798,23 @@
                 <w:rFonts w:ascii="Times New Roman" w:hAnsi="Times New Roman" w:cs="Times New Roman"/>
                 <w:kern w:val="0"/>
               </w:rPr>
-              <w:t>Like/unlike state updates and persists in localStorage.</w:t>
+              <w:t xml:space="preserve">Like/unlike state updates and persists in </w:t>
+            </w:r>
+            <w:proofErr w:type="spellStart"/>
+            <w:r>
+              <w:rPr>
+                <w:rFonts w:ascii="Times New Roman" w:hAnsi="Times New Roman" w:cs="Times New Roman"/>
+                <w:kern w:val="0"/>
+              </w:rPr>
+              <w:t>localStorage</w:t>
+            </w:r>
+            <w:proofErr w:type="spellEnd"/>
+            <w:r>
+              <w:rPr>
+                <w:rFonts w:ascii="Times New Roman" w:hAnsi="Times New Roman" w:cs="Times New Roman"/>
+                <w:kern w:val="0"/>
+              </w:rPr>
+              <w:t>.</w:t>
             </w:r>
           </w:p>
         </w:tc>
@@ -931,7 +1036,23 @@
                 <w:rFonts w:ascii="Times New Roman" w:hAnsi="Times New Roman" w:cs="Times New Roman"/>
                 <w:kern w:val="0"/>
               </w:rPr>
-              <w:t>Sidebar suggestions support follow and unfollow actions.</w:t>
+              <w:t xml:space="preserve">Sidebar suggestions support </w:t>
+            </w:r>
+            <w:proofErr w:type="gramStart"/>
+            <w:r>
+              <w:rPr>
+                <w:rFonts w:ascii="Times New Roman" w:hAnsi="Times New Roman" w:cs="Times New Roman"/>
+                <w:kern w:val="0"/>
+              </w:rPr>
+              <w:t>follow</w:t>
+            </w:r>
+            <w:proofErr w:type="gramEnd"/>
+            <w:r>
+              <w:rPr>
+                <w:rFonts w:ascii="Times New Roman" w:hAnsi="Times New Roman" w:cs="Times New Roman"/>
+                <w:kern w:val="0"/>
+              </w:rPr>
+              <w:t xml:space="preserve"> and unfollow actions.</w:t>
             </w:r>
           </w:p>
         </w:tc>
@@ -981,31 +1102,93 @@
                 <w:rFonts w:ascii="Times New Roman" w:hAnsi="Times New Roman" w:cs="Times New Roman"/>
                 <w:kern w:val="0"/>
               </w:rPr>
-              <w:t>[ ] Not Implemented</w:t>
-            </w:r>
-          </w:p>
-        </w:tc>
-        <w:tc>
-          <w:tcPr>
-            <w:tcW w:w="3192" w:type="dxa"/>
-          </w:tcPr>
-          <w:p>
-            <w:pPr>
-              <w:widowControl w:val="0"/>
-              <w:autoSpaceDE w:val="0"/>
-              <w:autoSpaceDN w:val="0"/>
-              <w:adjustRightInd w:val="0"/>
-              <w:rPr>
-                <w:rFonts w:ascii="Times New Roman" w:hAnsi="Times New Roman" w:cs="Times New Roman"/>
-                <w:kern w:val="0"/>
-              </w:rPr>
-            </w:pPr>
-            <w:r>
-              <w:rPr>
-                <w:rFonts w:ascii="Times New Roman" w:hAnsi="Times New Roman" w:cs="Times New Roman"/>
-                <w:kern w:val="0"/>
-              </w:rPr>
-              <w:t>profile.html and profile.js are currently empty.</w:t>
+              <w:t>[</w:t>
+            </w:r>
+            <w:r>
+              <w:rPr>
+                <w:rFonts w:ascii="Times New Roman" w:hAnsi="Times New Roman" w:cs="Times New Roman"/>
+                <w:kern w:val="0"/>
+              </w:rPr>
+              <w:t>X</w:t>
+            </w:r>
+            <w:r>
+              <w:rPr>
+                <w:rFonts w:ascii="Times New Roman" w:hAnsi="Times New Roman" w:cs="Times New Roman"/>
+                <w:kern w:val="0"/>
+              </w:rPr>
+              <w:t>] Implemented</w:t>
+            </w:r>
+          </w:p>
+        </w:tc>
+        <w:tc>
+          <w:tcPr>
+            <w:tcW w:w="3192" w:type="dxa"/>
+          </w:tcPr>
+          <w:p>
+            <w:pPr>
+              <w:widowControl w:val="0"/>
+              <w:autoSpaceDE w:val="0"/>
+              <w:autoSpaceDN w:val="0"/>
+              <w:adjustRightInd w:val="0"/>
+              <w:rPr>
+                <w:rFonts w:ascii="Times New Roman" w:hAnsi="Times New Roman" w:cs="Times New Roman"/>
+                <w:kern w:val="0"/>
+              </w:rPr>
+            </w:pPr>
+            <w:r>
+              <w:rPr>
+                <w:rFonts w:ascii="Times New Roman" w:hAnsi="Times New Roman" w:cs="Times New Roman"/>
+                <w:kern w:val="0"/>
+              </w:rPr>
+              <w:t xml:space="preserve">All profile </w:t>
+            </w:r>
+            <w:proofErr w:type="gramStart"/>
+            <w:r>
+              <w:rPr>
+                <w:rFonts w:ascii="Times New Roman" w:hAnsi="Times New Roman" w:cs="Times New Roman"/>
+                <w:kern w:val="0"/>
+              </w:rPr>
+              <w:t>files (.</w:t>
+            </w:r>
+            <w:proofErr w:type="gramEnd"/>
+            <w:r>
+              <w:rPr>
+                <w:rFonts w:ascii="Times New Roman" w:hAnsi="Times New Roman" w:cs="Times New Roman"/>
+                <w:kern w:val="0"/>
+              </w:rPr>
+              <w:t>html, .</w:t>
+            </w:r>
+            <w:proofErr w:type="spellStart"/>
+            <w:r>
+              <w:rPr>
+                <w:rFonts w:ascii="Times New Roman" w:hAnsi="Times New Roman" w:cs="Times New Roman"/>
+                <w:kern w:val="0"/>
+              </w:rPr>
+              <w:t>js</w:t>
+            </w:r>
+            <w:proofErr w:type="spellEnd"/>
+            <w:r>
+              <w:rPr>
+                <w:rFonts w:ascii="Times New Roman" w:hAnsi="Times New Roman" w:cs="Times New Roman"/>
+                <w:kern w:val="0"/>
+              </w:rPr>
+              <w:t>, .</w:t>
+            </w:r>
+            <w:proofErr w:type="spellStart"/>
+            <w:r>
+              <w:rPr>
+                <w:rFonts w:ascii="Times New Roman" w:hAnsi="Times New Roman" w:cs="Times New Roman"/>
+                <w:kern w:val="0"/>
+              </w:rPr>
+              <w:t>css</w:t>
+            </w:r>
+            <w:proofErr w:type="spellEnd"/>
+            <w:r>
+              <w:rPr>
+                <w:rFonts w:ascii="Times New Roman" w:hAnsi="Times New Roman" w:cs="Times New Roman"/>
+                <w:kern w:val="0"/>
+              </w:rPr>
+              <w:t>) are working perfectly fine.</w:t>
             </w:r>
           </w:p>
         </w:tc>
@@ -1055,31 +1238,75 @@
                 <w:rFonts w:ascii="Times New Roman" w:hAnsi="Times New Roman" w:cs="Times New Roman"/>
                 <w:kern w:val="0"/>
               </w:rPr>
-              <w:t>[ ] Not Implemented</w:t>
-            </w:r>
-          </w:p>
-        </w:tc>
-        <w:tc>
-          <w:tcPr>
-            <w:tcW w:w="3192" w:type="dxa"/>
-          </w:tcPr>
-          <w:p>
-            <w:pPr>
-              <w:widowControl w:val="0"/>
-              <w:autoSpaceDE w:val="0"/>
-              <w:autoSpaceDN w:val="0"/>
-              <w:adjustRightInd w:val="0"/>
-              <w:rPr>
-                <w:rFonts w:ascii="Times New Roman" w:hAnsi="Times New Roman" w:cs="Times New Roman"/>
-                <w:kern w:val="0"/>
-              </w:rPr>
-            </w:pPr>
-            <w:r>
-              <w:rPr>
-                <w:rFonts w:ascii="Times New Roman" w:hAnsi="Times New Roman" w:cs="Times New Roman"/>
-                <w:kern w:val="0"/>
-              </w:rPr>
-              <w:t>No profile editing workflow is currently available.</w:t>
+              <w:t>[</w:t>
+            </w:r>
+            <w:r>
+              <w:rPr>
+                <w:rFonts w:ascii="Times New Roman" w:hAnsi="Times New Roman" w:cs="Times New Roman"/>
+                <w:kern w:val="0"/>
+              </w:rPr>
+              <w:t>X</w:t>
+            </w:r>
+            <w:r>
+              <w:rPr>
+                <w:rFonts w:ascii="Times New Roman" w:hAnsi="Times New Roman" w:cs="Times New Roman"/>
+                <w:kern w:val="0"/>
+              </w:rPr>
+              <w:t>]Implemented</w:t>
+            </w:r>
+          </w:p>
+        </w:tc>
+        <w:tc>
+          <w:tcPr>
+            <w:tcW w:w="3192" w:type="dxa"/>
+          </w:tcPr>
+          <w:p>
+            <w:pPr>
+              <w:widowControl w:val="0"/>
+              <w:autoSpaceDE w:val="0"/>
+              <w:autoSpaceDN w:val="0"/>
+              <w:adjustRightInd w:val="0"/>
+              <w:rPr>
+                <w:rFonts w:ascii="Times New Roman" w:hAnsi="Times New Roman" w:cs="Times New Roman"/>
+                <w:kern w:val="0"/>
+              </w:rPr>
+            </w:pPr>
+            <w:r>
+              <w:rPr>
+                <w:rFonts w:ascii="Times New Roman" w:hAnsi="Times New Roman" w:cs="Times New Roman"/>
+                <w:kern w:val="0"/>
+              </w:rPr>
+              <w:t xml:space="preserve">Profile </w:t>
+            </w:r>
+            <w:r>
+              <w:rPr>
+                <w:rFonts w:ascii="Times New Roman" w:hAnsi="Times New Roman" w:cs="Times New Roman"/>
+                <w:kern w:val="0"/>
+              </w:rPr>
+              <w:t>e</w:t>
+            </w:r>
+            <w:r>
+              <w:rPr>
+                <w:rFonts w:ascii="Times New Roman" w:hAnsi="Times New Roman" w:cs="Times New Roman"/>
+                <w:kern w:val="0"/>
+              </w:rPr>
+              <w:t xml:space="preserve">diting </w:t>
+            </w:r>
+            <w:proofErr w:type="gramStart"/>
+            <w:r>
+              <w:rPr>
+                <w:rFonts w:ascii="Times New Roman" w:hAnsi="Times New Roman" w:cs="Times New Roman"/>
+                <w:kern w:val="0"/>
+              </w:rPr>
+              <w:t>available</w:t>
+            </w:r>
+            <w:proofErr w:type="gramEnd"/>
+            <w:r>
+              <w:rPr>
+                <w:rFonts w:ascii="Times New Roman" w:hAnsi="Times New Roman" w:cs="Times New Roman"/>
+                <w:kern w:val="0"/>
+              </w:rPr>
+              <w:t xml:space="preserve"> and working.</w:t>
             </w:r>
           </w:p>
         </w:tc>
@@ -1184,6 +1411,19 @@
           <w:kern w:val="0"/>
         </w:rPr>
       </w:pPr>
+    </w:p>
+    <w:p>
+      <w:pPr>
+        <w:widowControl w:val="0"/>
+        <w:autoSpaceDE w:val="0"/>
+        <w:autoSpaceDN w:val="0"/>
+        <w:adjustRightInd w:val="0"/>
+        <w:spacing w:after="0" w:line="240" w:lineRule="auto"/>
+        <w:rPr>
+          <w:rFonts w:ascii="Times New Roman" w:hAnsi="Times New Roman" w:cs="Times New Roman"/>
+          <w:kern w:val="0"/>
+        </w:rPr>
+      </w:pPr>
       <w:r>
         <w:rPr>
           <w:rFonts w:ascii="Times New Roman" w:hAnsi="Times New Roman" w:cs="Times New Roman"/>
@@ -1191,6 +1431,7 @@
           <w:bCs/>
           <w:kern w:val="0"/>
         </w:rPr>
+        <w:lastRenderedPageBreak/>
         <w:t>4. How to Use Your Application (A Quick Guide)</w:t>
       </w:r>
     </w:p>
@@ -1226,7 +1467,6 @@
           <w:bCs/>
           <w:kern w:val="0"/>
         </w:rPr>
-        <w:lastRenderedPageBreak/>
         <w:t>1. Register a New User</w:t>
       </w:r>
     </w:p>
@@ -1627,7 +1867,23 @@
           <w:rFonts w:ascii="Times New Roman" w:hAnsi="Times New Roman" w:cs="Times New Roman"/>
           <w:kern w:val="0"/>
         </w:rPr>
-        <w:t>- Confirm that users, posts, likes, and comments are still available from localStorage.</w:t>
+        <w:t xml:space="preserve">- Confirm that users, posts, likes, and comments are still available from </w:t>
+      </w:r>
+      <w:proofErr w:type="spellStart"/>
+      <w:r>
+        <w:rPr>
+          <w:rFonts w:ascii="Times New Roman" w:hAnsi="Times New Roman" w:cs="Times New Roman"/>
+          <w:kern w:val="0"/>
+        </w:rPr>
+        <w:t>localStorage</w:t>
+      </w:r>
+      <w:proofErr w:type="spellEnd"/>
+      <w:r>
+        <w:rPr>
+          <w:rFonts w:ascii="Times New Roman" w:hAnsi="Times New Roman" w:cs="Times New Roman"/>
+          <w:kern w:val="0"/>
+        </w:rPr>
+        <w:t>.</w:t>
       </w:r>
     </w:p>
     <w:p>
@@ -2134,6 +2390,7 @@
   <w:style w:type="character" w:default="1" w:styleId="DefaultParagraphFont">
     <w:name w:val="Default Paragraph Font"/>
     <w:uiPriority w:val="1"/>
+    <w:semiHidden/>
     <w:unhideWhenUsed/>
   </w:style>
   <w:style w:type="table" w:default="1" w:styleId="TableNormal">
